--- a/landing-page/program-detail/rushford-business-school/mba/09-mba-in-health-economics.docx
+++ b/landing-page/program-detail/rushford-business-school/mba/09-mba-in-health-economics.docx
@@ -336,12 +336,12 @@
     </w:p>
     <w:p>
       <w:r>
-        <w:t>Health economics is the discipline that turns medicine into decisions a budget can survive: cost-effectiveness, funding models, pricing, and what to cover when you cannot cover everything. This MBA pairs the Rushford management core with a specialization built around exactly those questions, taught through case studies and simulated scenarios rather than pure theory.</w:t>
+        <w:t>Health economics is the discipline that turns medicine into decisions a budget can survive: cost-effectiveness, funding models, pricing, and what to cover when you cannot cover everything. This MBA pairs the Rushford management core with a specialisation built around exactly those questions, taught through case studies and simulated scenarios rather than pure theory.</w:t>
       </w:r>
     </w:p>
     <w:p>
       <w:r>
-        <w:t>The format works for people already inside healthcare, which most of the cohort will be. Courses run in three-week blocks in the evenings, assessments mirror the analyses health organizations actually commission, and the capstone can be built around a payer, a provider, or a policy question from your own context.</w:t>
+        <w:t>The format works for people already inside healthcare, which most of the cohort will be. Courses run in three-week blocks in the evenings, assessments mirror the analyses health organisations actually commission, and the capstone can be built around a payer, a provider, or a policy question from your own context.</w:t>
       </w:r>
     </w:p>
     <w:p>
@@ -375,7 +375,7 @@
     </w:p>
     <w:p>
       <w:r>
-        <w:t>The UAE health insurance market passed USD 9 billion in 2025, and the national mandate now covers private sector staff. Every policy needs economists behind it.</w:t>
+        <w:t>The national mandate now covers private sector staff, and the pool of insured people keeps widening. Every policy needs economists behind it.</w:t>
       </w:r>
     </w:p>
     <w:p>
@@ -388,7 +388,7 @@
     </w:p>
     <w:p>
       <w:r>
-        <w:t>The specialization runs on case studies and simulated scenarios drawn from the economic problems health organizations genuinely face.</w:t>
+        <w:t>The specialisation runs on case studies and simulated scenarios drawn from the economic problems health organisations genuinely face.</w:t>
       </w:r>
     </w:p>
     <w:p>
@@ -616,7 +616,7 @@
     </w:p>
     <w:p>
       <w:r>
-        <w:t>Four stages: management foundations, the business core, the health economics specialization, and a capstone on a live question from the field.</w:t>
+        <w:t>Four stages: management foundations, the business core, the health economics specialisation, and a capstone on a live question from the field.</w:t>
       </w:r>
     </w:p>
     <w:p>
@@ -747,7 +747,7 @@
         <w:spacing w:before="200"/>
       </w:pPr>
       <w:r>
-        <w:t>Stage 3 · The health economics specialization</w:t>
+        <w:t>Stage 3 · The health economics specialisation</w:t>
       </w:r>
     </w:p>
     <w:p>
@@ -787,7 +787,7 @@
         <w:pStyle w:val="ListBullet"/>
       </w:pPr>
       <w:r>
-        <w:t>Case studies and simulated scenarios from health organizations</w:t>
+        <w:t>Case studies and simulated scenarios from health organisations</w:t>
       </w:r>
     </w:p>
     <w:p>
@@ -1027,7 +1027,7 @@
     </w:p>
     <w:p>
       <w:r>
-        <w:t>No visa, no relocation, no career break. The specialization arrives at your desk in the Gulf, evenings and weekends.</w:t>
+        <w:t>No visa, no relocation, no career break. The specialisation arrives at your desk in the Gulf, evenings and weekends.</w:t>
       </w:r>
     </w:p>
     <w:p>
@@ -1053,7 +1053,7 @@
     </w:p>
     <w:p>
       <w:r>
-        <w:t>Mordor Intelligence puts the UAE health and medical insurance market at USD 9.27 billion in 2025, growing every year. Payers hire economists before they hire almost anyone else.</w:t>
+        <w:t>The national mandate keeps widening the pool of insured people every year. Payers hire economists before they hire almost anyone else.</w:t>
       </w:r>
     </w:p>
     <w:p>
@@ -1087,7 +1087,7 @@
         <w:rPr>
           <w:b/>
         </w:rPr>
-        <w:t>The capstone can target your own organization</w:t>
+        <w:t>The capstone can target your own organisation</w:t>
       </w:r>
     </w:p>
     <w:p>
@@ -1105,7 +1105,7 @@
     </w:p>
     <w:p>
       <w:r>
-        <w:t>health economics rewards people who are comfortable with numbers. The statistics in this specialization are practical rather than theoretical, but if spreadsheets genuinely distress you, a broader healthcare leadership MBA may sit more comfortably.</w:t>
+        <w:t>health economics rewards people who are comfortable with numbers. The statistics in this specialisation are practical rather than theoretical, but if spreadsheets genuinely distress you, a broader healthcare leadership MBA may sit more comfortably.</w:t>
       </w:r>
     </w:p>
     <w:p>

--- a/landing-page/program-detail/rushford-business-school/mba/09-mba-in-health-economics.docx
+++ b/landing-page/program-detail/rushford-business-school/mba/09-mba-in-health-economics.docx
@@ -38,7 +38,7 @@
         <w:t xml:space="preserve">Meta Description: </w:t>
       </w:r>
       <w:r>
-        <w:t>16-month online MBA in Health Economics from Rushford Business School. 90 ECTS, case-based study, AED instalments. Enquire now.</w:t>
+        <w:t>16-month online MBA in Health Economics from Rushford Business School. 90 ECTS, case-based study, AED installments. Enquire now.</w:t>
       </w:r>
     </w:p>
     <w:p>
@@ -126,7 +126,7 @@
         <w:pStyle w:val="Heading2"/>
       </w:pPr>
       <w:r>
-        <w:t>Programme at a Glance</w:t>
+        <w:t>Program At A Glance</w:t>
       </w:r>
     </w:p>
     <w:tbl>
@@ -331,17 +331,17 @@
         <w:pStyle w:val="Heading2"/>
       </w:pPr>
       <w:r>
-        <w:t>Programme Overview</w:t>
+        <w:t>Program Overview</w:t>
       </w:r>
     </w:p>
     <w:p>
       <w:r>
-        <w:t>Health economics is the discipline that turns medicine into decisions a budget can survive: cost-effectiveness, funding models, pricing, and what to cover when you cannot cover everything. This MBA pairs the Rushford management core with a specialisation built around exactly those questions, taught through case studies and simulated scenarios rather than pure theory.</w:t>
+        <w:t>Health economics is the discipline that turns medicine into decisions a budget can survive: cost-effectiveness, funding models, pricing, and what to cover when you cannot cover everything. This MBA pairs the Rushford management core with a specialization built around exactly those questions, taught through case studies and simulated scenarios rather than pure theory.</w:t>
       </w:r>
     </w:p>
     <w:p>
       <w:r>
-        <w:t>The format works for people already inside healthcare, which most of the cohort will be. Courses run in three-week blocks in the evenings, assessments mirror the analyses health organisations actually commission, and the capstone can be built around a payer, a provider, or a policy question from your own context.</w:t>
+        <w:t>The format works for people already inside healthcare, which most of the cohort will be. Courses run in three-week blocks in the evenings, assessments mirror the analyzes health organizations actually commission, and the capstone can be built around a payer, a provider, or a policy question from your own context.</w:t>
       </w:r>
     </w:p>
     <w:p>
@@ -349,7 +349,7 @@
         <w:pStyle w:val="Heading2"/>
       </w:pPr>
       <w:r>
-        <w:t>Why Choose This Programme</w:t>
+        <w:t>Why Choose This Program</w:t>
       </w:r>
     </w:p>
     <w:p>
@@ -388,7 +388,7 @@
     </w:p>
     <w:p>
       <w:r>
-        <w:t>The specialisation runs on case studies and simulated scenarios drawn from the economic problems health organisations genuinely face.</w:t>
+        <w:t>The specialization runs on case studies and simulated scenarios drawn from the economic problems health organizations genuinely face.</w:t>
       </w:r>
     </w:p>
     <w:p>
@@ -409,7 +409,7 @@
         <w:rPr>
           <w:b/>
         </w:rPr>
-        <w:t>Instalments in dirhams</w:t>
+        <w:t>Installments in dirhams</w:t>
       </w:r>
     </w:p>
     <w:p>
@@ -470,7 +470,7 @@
         <w:pStyle w:val="ListNumber"/>
       </w:pPr>
       <w:r>
-        <w:t>Analyse health markets the way an economist would, with data</w:t>
+        <w:t>Analyze health markets the way an economist would, with data</w:t>
       </w:r>
     </w:p>
     <w:p>
@@ -606,7 +606,7 @@
         <w:pStyle w:val="Heading2"/>
       </w:pPr>
       <w:r>
-        <w:t>Programme Structure</w:t>
+        <w:t>Program Structure</w:t>
       </w:r>
     </w:p>
     <w:p>
@@ -616,7 +616,7 @@
     </w:p>
     <w:p>
       <w:r>
-        <w:t>Four stages: management foundations, the business core, the health economics specialisation, and a capstone on a live question from the field.</w:t>
+        <w:t>Four stages: management foundations, the business core, the health economics specialization, and a capstone on a live question from the field.</w:t>
       </w:r>
     </w:p>
     <w:p>
@@ -747,7 +747,7 @@
         <w:spacing w:before="200"/>
       </w:pPr>
       <w:r>
-        <w:t>Stage 3 · The health economics specialisation</w:t>
+        <w:t>Stage 3 · The health economics specialization</w:t>
       </w:r>
     </w:p>
     <w:p>
@@ -787,7 +787,7 @@
         <w:pStyle w:val="ListBullet"/>
       </w:pPr>
       <w:r>
-        <w:t>Case studies and simulated scenarios from health organisations</w:t>
+        <w:t>Case studies and simulated scenarios from health organizations</w:t>
       </w:r>
     </w:p>
     <w:p>
@@ -916,7 +916,7 @@
               <w:rPr>
                 <w:sz w:val="20"/>
               </w:rPr>
-              <w:t>Feedback on economic analyses and policy briefs, not formatting</w:t>
+              <w:t>Feedback on economic analyzes and policy briefs, not formatting</w:t>
             </w:r>
           </w:p>
         </w:tc>
@@ -932,7 +932,7 @@
                 <w:b/>
                 <w:sz w:val="20"/>
               </w:rPr>
-              <w:t>Affordable instalments</w:t>
+              <w:t>Affordable installments</w:t>
             </w:r>
           </w:p>
         </w:tc>
@@ -1003,7 +1003,7 @@
               <w:rPr>
                 <w:sz w:val="20"/>
               </w:rPr>
-              <w:t>Enrolment worked through with you, step by step</w:t>
+              <w:t>Enrollment worked through with you, step by step</w:t>
             </w:r>
           </w:p>
         </w:tc>
@@ -1027,7 +1027,7 @@
     </w:p>
     <w:p>
       <w:r>
-        <w:t>No visa, no relocation, no career break. The specialisation arrives at your desk in the Gulf, evenings and weekends.</w:t>
+        <w:t>No visa, no relocation, no career break. The specialization arrives at your desk in the Gulf, evenings and weekends.</w:t>
       </w:r>
     </w:p>
     <w:p>
@@ -1087,7 +1087,7 @@
         <w:rPr>
           <w:b/>
         </w:rPr>
-        <w:t>The capstone can target your own organisation</w:t>
+        <w:t>The capstone can target your own organization</w:t>
       </w:r>
     </w:p>
     <w:p>
@@ -1105,7 +1105,7 @@
     </w:p>
     <w:p>
       <w:r>
-        <w:t>health economics rewards people who are comfortable with numbers. The statistics in this specialisation are practical rather than theoretical, but if spreadsheets genuinely distress you, a broader healthcare leadership MBA may sit more comfortably.</w:t>
+        <w:t>health economics rewards people who are comfortable with numbers. The statistics in this specialization are practical rather than theoretical, but if spreadsheets genuinely distress you, a broader healthcare leadership MBA may sit more comfortably.</w:t>
       </w:r>
     </w:p>
     <w:p>
@@ -1196,7 +1196,7 @@
                 <w:b/>
                 <w:sz w:val="20"/>
               </w:rPr>
-              <w:t>Monthly Instalments</w:t>
+              <w:t>Monthly Installments</w:t>
             </w:r>
           </w:p>
         </w:tc>
@@ -1281,7 +1281,7 @@
         <w:t xml:space="preserve">Request the fee structure: </w:t>
       </w:r>
       <w:r>
-        <w:t>Fees vary with intake and study mode, so this page prints no fixed figure. Admissions sends a personal breakdown on request, free of charge and obligation. Across our Master's programmes, totals usually land between AED 16,000 and 40,000.</w:t>
+        <w:t>Fees vary with intake and study mode, so we print no fixed figure in advance. Admissions sends a personal breakdown on request, free of charge and obligation. Across our Master's programs, totals usually land between AED 16,000 and 40,000.</w:t>
       </w:r>
     </w:p>
     <w:sectPr>
